--- a/tillsyn/A 58682-2025 tillsynsbegäran.docx
+++ b/tillsyn/A 58682-2025 tillsynsbegäran.docx
@@ -975,7 +975,7 @@
     <w:r>
       <w:tab/>
       <w:tab/>
-      <w:t>2025-11-26</w:t>
+      <w:t>2025-11-27</w:t>
       <w:br/>
       <w:br/>
     </w:r>

--- a/tillsyn/A 58682-2025 tillsynsbegäran.docx
+++ b/tillsyn/A 58682-2025 tillsynsbegäran.docx
@@ -975,7 +975,7 @@
     <w:r>
       <w:tab/>
       <w:tab/>
-      <w:t>2025-11-27</w:t>
+      <w:t>2025-11-28</w:t>
       <w:br/>
       <w:br/>
     </w:r>

--- a/tillsyn/A 58682-2025 tillsynsbegäran.docx
+++ b/tillsyn/A 58682-2025 tillsynsbegäran.docx
@@ -975,7 +975,7 @@
     <w:r>
       <w:tab/>
       <w:tab/>
-      <w:t>2025-11-28</w:t>
+      <w:t>2025-11-29</w:t>
       <w:br/>
       <w:br/>
     </w:r>

--- a/tillsyn/A 58682-2025 tillsynsbegäran.docx
+++ b/tillsyn/A 58682-2025 tillsynsbegäran.docx
@@ -975,7 +975,7 @@
     <w:r>
       <w:tab/>
       <w:tab/>
-      <w:t>2025-11-29</w:t>
+      <w:t>2025-11-30</w:t>
       <w:br/>
       <w:br/>
     </w:r>

--- a/tillsyn/A 58682-2025 tillsynsbegäran.docx
+++ b/tillsyn/A 58682-2025 tillsynsbegäran.docx
@@ -975,7 +975,7 @@
     <w:r>
       <w:tab/>
       <w:tab/>
-      <w:t>2025-11-30</w:t>
+      <w:t>2025-12-01</w:t>
       <w:br/>
       <w:br/>
     </w:r>

--- a/tillsyn/A 58682-2025 tillsynsbegäran.docx
+++ b/tillsyn/A 58682-2025 tillsynsbegäran.docx
@@ -975,7 +975,7 @@
     <w:r>
       <w:tab/>
       <w:tab/>
-      <w:t>2025-12-01</w:t>
+      <w:t>2025-12-02</w:t>
       <w:br/>
       <w:br/>
     </w:r>

--- a/tillsyn/A 58682-2025 tillsynsbegäran.docx
+++ b/tillsyn/A 58682-2025 tillsynsbegäran.docx
@@ -975,7 +975,7 @@
     <w:r>
       <w:tab/>
       <w:tab/>
-      <w:t>2025-12-02</w:t>
+      <w:t>2025-12-03</w:t>
       <w:br/>
       <w:br/>
     </w:r>

--- a/tillsyn/A 58682-2025 tillsynsbegäran.docx
+++ b/tillsyn/A 58682-2025 tillsynsbegäran.docx
@@ -975,7 +975,7 @@
     <w:r>
       <w:tab/>
       <w:tab/>
-      <w:t>2025-12-03</w:t>
+      <w:t>2025-12-04</w:t>
       <w:br/>
       <w:br/>
     </w:r>

--- a/tillsyn/A 58682-2025 tillsynsbegäran.docx
+++ b/tillsyn/A 58682-2025 tillsynsbegäran.docx
@@ -975,7 +975,7 @@
     <w:r>
       <w:tab/>
       <w:tab/>
-      <w:t>2025-12-04</w:t>
+      <w:t>2025-12-05</w:t>
       <w:br/>
       <w:br/>
     </w:r>

--- a/tillsyn/A 58682-2025 tillsynsbegäran.docx
+++ b/tillsyn/A 58682-2025 tillsynsbegäran.docx
@@ -975,7 +975,7 @@
     <w:r>
       <w:tab/>
       <w:tab/>
-      <w:t>2025-12-05</w:t>
+      <w:t>2025-12-06</w:t>
       <w:br/>
       <w:br/>
     </w:r>

--- a/tillsyn/A 58682-2025 tillsynsbegäran.docx
+++ b/tillsyn/A 58682-2025 tillsynsbegäran.docx
@@ -975,7 +975,7 @@
     <w:r>
       <w:tab/>
       <w:tab/>
-      <w:t>2025-12-06</w:t>
+      <w:t>2025-12-07</w:t>
       <w:br/>
       <w:br/>
     </w:r>

--- a/tillsyn/A 58682-2025 tillsynsbegäran.docx
+++ b/tillsyn/A 58682-2025 tillsynsbegäran.docx
@@ -975,7 +975,7 @@
     <w:r>
       <w:tab/>
       <w:tab/>
-      <w:t>2025-12-07</w:t>
+      <w:t>2025-12-08</w:t>
       <w:br/>
       <w:br/>
     </w:r>

--- a/tillsyn/A 58682-2025 tillsynsbegäran.docx
+++ b/tillsyn/A 58682-2025 tillsynsbegäran.docx
@@ -975,7 +975,7 @@
     <w:r>
       <w:tab/>
       <w:tab/>
-      <w:t>2025-12-08</w:t>
+      <w:t>2025-12-09</w:t>
       <w:br/>
       <w:br/>
     </w:r>

--- a/tillsyn/A 58682-2025 tillsynsbegäran.docx
+++ b/tillsyn/A 58682-2025 tillsynsbegäran.docx
@@ -975,7 +975,7 @@
     <w:r>
       <w:tab/>
       <w:tab/>
-      <w:t>2025-12-09</w:t>
+      <w:t>2025-12-10</w:t>
       <w:br/>
       <w:br/>
     </w:r>

--- a/tillsyn/A 58682-2025 tillsynsbegäran.docx
+++ b/tillsyn/A 58682-2025 tillsynsbegäran.docx
@@ -975,7 +975,7 @@
     <w:r>
       <w:tab/>
       <w:tab/>
-      <w:t>2025-12-10</w:t>
+      <w:t>2025-12-11</w:t>
       <w:br/>
       <w:br/>
     </w:r>

--- a/tillsyn/A 58682-2025 tillsynsbegäran.docx
+++ b/tillsyn/A 58682-2025 tillsynsbegäran.docx
@@ -975,7 +975,7 @@
     <w:r>
       <w:tab/>
       <w:tab/>
-      <w:t>2025-12-11</w:t>
+      <w:t>2025-12-12</w:t>
       <w:br/>
       <w:br/>
     </w:r>

--- a/tillsyn/A 58682-2025 tillsynsbegäran.docx
+++ b/tillsyn/A 58682-2025 tillsynsbegäran.docx
@@ -975,7 +975,7 @@
     <w:r>
       <w:tab/>
       <w:tab/>
-      <w:t>2025-12-12</w:t>
+      <w:t>2025-12-13</w:t>
       <w:br/>
       <w:br/>
     </w:r>

--- a/tillsyn/A 58682-2025 tillsynsbegäran.docx
+++ b/tillsyn/A 58682-2025 tillsynsbegäran.docx
@@ -975,7 +975,7 @@
     <w:r>
       <w:tab/>
       <w:tab/>
-      <w:t>2025-12-19</w:t>
+      <w:t>2025-12-20</w:t>
       <w:br/>
       <w:br/>
     </w:r>

--- a/tillsyn/A 58682-2025 tillsynsbegäran.docx
+++ b/tillsyn/A 58682-2025 tillsynsbegäran.docx
@@ -975,7 +975,7 @@
     <w:r>
       <w:tab/>
       <w:tab/>
-      <w:t>2025-12-20</w:t>
+      <w:t>2025-12-21</w:t>
       <w:br/>
       <w:br/>
     </w:r>

--- a/tillsyn/A 58682-2025 tillsynsbegäran.docx
+++ b/tillsyn/A 58682-2025 tillsynsbegäran.docx
@@ -975,7 +975,7 @@
     <w:r>
       <w:tab/>
       <w:tab/>
-      <w:t>2025-12-21</w:t>
+      <w:t>2025-12-22</w:t>
       <w:br/>
       <w:br/>
     </w:r>

--- a/tillsyn/A 58682-2025 tillsynsbegäran.docx
+++ b/tillsyn/A 58682-2025 tillsynsbegäran.docx
@@ -975,7 +975,7 @@
     <w:r>
       <w:tab/>
       <w:tab/>
-      <w:t>2025-12-22</w:t>
+      <w:t>2025-12-26</w:t>
       <w:br/>
       <w:br/>
     </w:r>

--- a/tillsyn/A 58682-2025 tillsynsbegäran.docx
+++ b/tillsyn/A 58682-2025 tillsynsbegäran.docx
@@ -975,7 +975,7 @@
     <w:r>
       <w:tab/>
       <w:tab/>
-      <w:t>2025-12-26</w:t>
+      <w:t>2025-12-28</w:t>
       <w:br/>
       <w:br/>
     </w:r>

--- a/tillsyn/A 58682-2025 tillsynsbegäran.docx
+++ b/tillsyn/A 58682-2025 tillsynsbegäran.docx
@@ -975,7 +975,7 @@
     <w:r>
       <w:tab/>
       <w:tab/>
-      <w:t>2025-12-28</w:t>
+      <w:t>2025-12-29</w:t>
       <w:br/>
       <w:br/>
     </w:r>

--- a/tillsyn/A 58682-2025 tillsynsbegäran.docx
+++ b/tillsyn/A 58682-2025 tillsynsbegäran.docx
@@ -975,7 +975,7 @@
     <w:r>
       <w:tab/>
       <w:tab/>
-      <w:t>2025-12-29</w:t>
+      <w:t>2025-12-30</w:t>
       <w:br/>
       <w:br/>
     </w:r>

--- a/tillsyn/A 58682-2025 tillsynsbegäran.docx
+++ b/tillsyn/A 58682-2025 tillsynsbegäran.docx
@@ -975,7 +975,7 @@
     <w:r>
       <w:tab/>
       <w:tab/>
-      <w:t>2025-12-30</w:t>
+      <w:t>2025-12-31</w:t>
       <w:br/>
       <w:br/>
     </w:r>

--- a/tillsyn/A 58682-2025 tillsynsbegäran.docx
+++ b/tillsyn/A 58682-2025 tillsynsbegäran.docx
@@ -975,7 +975,7 @@
     <w:r>
       <w:tab/>
       <w:tab/>
-      <w:t>2025-12-31</w:t>
+      <w:t>2026-01-03</w:t>
       <w:br/>
       <w:br/>
     </w:r>

--- a/tillsyn/A 58682-2025 tillsynsbegäran.docx
+++ b/tillsyn/A 58682-2025 tillsynsbegäran.docx
@@ -975,7 +975,7 @@
     <w:r>
       <w:tab/>
       <w:tab/>
-      <w:t>2026-01-07</w:t>
+      <w:t>2026-01-08</w:t>
       <w:br/>
       <w:br/>
     </w:r>

--- a/tillsyn/A 58682-2025 tillsynsbegäran.docx
+++ b/tillsyn/A 58682-2025 tillsynsbegäran.docx
@@ -975,7 +975,7 @@
     <w:r>
       <w:tab/>
       <w:tab/>
-      <w:t>2026-01-08</w:t>
+      <w:t>2026-01-09</w:t>
       <w:br/>
       <w:br/>
     </w:r>

--- a/tillsyn/A 58682-2025 tillsynsbegäran.docx
+++ b/tillsyn/A 58682-2025 tillsynsbegäran.docx
@@ -975,7 +975,7 @@
     <w:r>
       <w:tab/>
       <w:tab/>
-      <w:t>2026-01-09</w:t>
+      <w:t>2026-01-10</w:t>
       <w:br/>
       <w:br/>
     </w:r>

--- a/tillsyn/A 58682-2025 tillsynsbegäran.docx
+++ b/tillsyn/A 58682-2025 tillsynsbegäran.docx
@@ -975,7 +975,7 @@
     <w:r>
       <w:tab/>
       <w:tab/>
-      <w:t>2026-01-10</w:t>
+      <w:t>2026-01-11</w:t>
       <w:br/>
       <w:br/>
     </w:r>

--- a/tillsyn/A 58682-2025 tillsynsbegäran.docx
+++ b/tillsyn/A 58682-2025 tillsynsbegäran.docx
@@ -975,7 +975,7 @@
     <w:r>
       <w:tab/>
       <w:tab/>
-      <w:t>2026-01-11</w:t>
+      <w:t>2026-01-12</w:t>
       <w:br/>
       <w:br/>
     </w:r>

--- a/tillsyn/A 58682-2025 tillsynsbegäran.docx
+++ b/tillsyn/A 58682-2025 tillsynsbegäran.docx
@@ -975,7 +975,7 @@
     <w:r>
       <w:tab/>
       <w:tab/>
-      <w:t>2026-01-12</w:t>
+      <w:t>2026-01-13</w:t>
       <w:br/>
       <w:br/>
     </w:r>

--- a/tillsyn/A 58682-2025 tillsynsbegäran.docx
+++ b/tillsyn/A 58682-2025 tillsynsbegäran.docx
@@ -975,7 +975,7 @@
     <w:r>
       <w:tab/>
       <w:tab/>
-      <w:t>2026-01-13</w:t>
+      <w:t>2026-01-14</w:t>
       <w:br/>
       <w:br/>
     </w:r>

--- a/tillsyn/A 58682-2025 tillsynsbegäran.docx
+++ b/tillsyn/A 58682-2025 tillsynsbegäran.docx
@@ -975,7 +975,7 @@
     <w:r>
       <w:tab/>
       <w:tab/>
-      <w:t>2026-01-14</w:t>
+      <w:t>2026-01-15</w:t>
       <w:br/>
       <w:br/>
     </w:r>

--- a/tillsyn/A 58682-2025 tillsynsbegäran.docx
+++ b/tillsyn/A 58682-2025 tillsynsbegäran.docx
@@ -975,7 +975,7 @@
     <w:r>
       <w:tab/>
       <w:tab/>
-      <w:t>2026-01-15</w:t>
+      <w:t>2026-01-16</w:t>
       <w:br/>
       <w:br/>
     </w:r>

--- a/tillsyn/A 58682-2025 tillsynsbegäran.docx
+++ b/tillsyn/A 58682-2025 tillsynsbegäran.docx
@@ -975,7 +975,7 @@
     <w:r>
       <w:tab/>
       <w:tab/>
-      <w:t>2026-01-16</w:t>
+      <w:t>2026-01-17</w:t>
       <w:br/>
       <w:br/>
     </w:r>

--- a/tillsyn/A 58682-2025 tillsynsbegäran.docx
+++ b/tillsyn/A 58682-2025 tillsynsbegäran.docx
@@ -975,7 +975,7 @@
     <w:r>
       <w:tab/>
       <w:tab/>
-      <w:t>2026-01-17</w:t>
+      <w:t>2026-01-18</w:t>
       <w:br/>
       <w:br/>
     </w:r>

--- a/tillsyn/A 58682-2025 tillsynsbegäran.docx
+++ b/tillsyn/A 58682-2025 tillsynsbegäran.docx
@@ -1148,7 +1148,7 @@
     <w:r>
       <w:tab/>
       <w:tab/>
-      <w:t>2026-03-01</w:t>
+      <w:t>2026-03-02</w:t>
       <w:br/>
       <w:br/>
     </w:r>

--- a/tillsyn/A 58682-2025 tillsynsbegäran.docx
+++ b/tillsyn/A 58682-2025 tillsynsbegäran.docx
@@ -1148,7 +1148,7 @@
     <w:r>
       <w:tab/>
       <w:tab/>
-      <w:t>2026-03-02</w:t>
+      <w:t>2026-03-03</w:t>
       <w:br/>
       <w:br/>
     </w:r>

--- a/tillsyn/A 58682-2025 tillsynsbegäran.docx
+++ b/tillsyn/A 58682-2025 tillsynsbegäran.docx
@@ -1148,7 +1148,7 @@
     <w:r>
       <w:tab/>
       <w:tab/>
-      <w:t>2026-03-03</w:t>
+      <w:t>2026-03-04</w:t>
       <w:br/>
       <w:br/>
     </w:r>

--- a/tillsyn/A 58682-2025 tillsynsbegäran.docx
+++ b/tillsyn/A 58682-2025 tillsynsbegäran.docx
@@ -1148,7 +1148,7 @@
     <w:r>
       <w:tab/>
       <w:tab/>
-      <w:t>2026-03-04</w:t>
+      <w:t>2026-03-05</w:t>
       <w:br/>
       <w:br/>
     </w:r>

--- a/tillsyn/A 58682-2025 tillsynsbegäran.docx
+++ b/tillsyn/A 58682-2025 tillsynsbegäran.docx
@@ -1148,7 +1148,7 @@
     <w:r>
       <w:tab/>
       <w:tab/>
-      <w:t>2026-03-05</w:t>
+      <w:t>2026-03-06</w:t>
       <w:br/>
       <w:br/>
     </w:r>

--- a/tillsyn/A 58682-2025 tillsynsbegäran.docx
+++ b/tillsyn/A 58682-2025 tillsynsbegäran.docx
@@ -1148,7 +1148,7 @@
     <w:r>
       <w:tab/>
       <w:tab/>
-      <w:t>2026-03-06</w:t>
+      <w:t>2026-03-07</w:t>
       <w:br/>
       <w:br/>
     </w:r>

--- a/tillsyn/A 58682-2025 tillsynsbegäran.docx
+++ b/tillsyn/A 58682-2025 tillsynsbegäran.docx
@@ -1148,7 +1148,7 @@
     <w:r>
       <w:tab/>
       <w:tab/>
-      <w:t>2026-03-07</w:t>
+      <w:t>2026-03-08</w:t>
       <w:br/>
       <w:br/>
     </w:r>

--- a/tillsyn/A 58682-2025 tillsynsbegäran.docx
+++ b/tillsyn/A 58682-2025 tillsynsbegäran.docx
@@ -1148,7 +1148,7 @@
     <w:r>
       <w:tab/>
       <w:tab/>
-      <w:t>2026-03-08</w:t>
+      <w:t>2026-03-09</w:t>
       <w:br/>
       <w:br/>
     </w:r>

--- a/tillsyn/A 58682-2025 tillsynsbegäran.docx
+++ b/tillsyn/A 58682-2025 tillsynsbegäran.docx
@@ -1148,7 +1148,7 @@
     <w:r>
       <w:tab/>
       <w:tab/>
-      <w:t>2026-03-09</w:t>
+      <w:t>2026-03-10</w:t>
       <w:br/>
       <w:br/>
     </w:r>

--- a/tillsyn/A 58682-2025 tillsynsbegäran.docx
+++ b/tillsyn/A 58682-2025 tillsynsbegäran.docx
@@ -343,7 +343,7 @@
         <w:t>Tallbit (VU, §4)</w:t>
       </w:r>
       <w:r>
-        <w:t xml:space="preserve">, rödlistad som sårbar och prioriterad art i Skogsvårdslagen, har minskat med 25–75 % de senaste 30 åren. Tallbit ställer höga krav på sin livsmiljö och permanent förekomst av häckande tallbit finns huvudsakligen i gammal grandominerad barrblandskog av naturskogskaraktär. Reviren är relativt stora (12–75 hektar) och arten saknas i områden med storskaligt skogsbruk med hög andel stora hyggen och täta ungskogar. Områden med dokumenterad permanent förekomst har vanligtvis så stora naturvärden att skogsbruk är olämpligt. Tallbit är typisk art för </w:t>
+        <w:t xml:space="preserve"> är rödlistad som sårbar och prioriterad art i Skogsvårdslagen. Den har minskat med 25–75 % de senaste 30 åren och minskningstakten överstiger gränsvärdet för Sårbar (VU) enligt A-kriteriet. (A4bc). Tallbit ställer höga krav på sin livsmiljö och permanent förekomst av häckande tallbit finns huvudsakligen i gammal grandominerad barrblandskog av naturskogskaraktär. Reviren är relativt stora (12–75 hektar) och arten saknas i områden med storskaligt skogsbruk med hög andel stora hyggen och täta ungskogar. Områden med dokumenterad permanent förekomst har vanligtvis så stora naturvärden att skogsbruk är olämpligt. Tallbit är typisk art för </w:t>
       </w:r>
       <w:r>
         <w:rPr>
@@ -1148,7 +1148,7 @@
     <w:r>
       <w:tab/>
       <w:tab/>
-      <w:t>2026-03-10</w:t>
+      <w:t>2026-03-11</w:t>
       <w:br/>
       <w:br/>
     </w:r>

--- a/tillsyn/A 58682-2025 tillsynsbegäran.docx
+++ b/tillsyn/A 58682-2025 tillsynsbegäran.docx
@@ -1148,7 +1148,7 @@
     <w:r>
       <w:tab/>
       <w:tab/>
-      <w:t>2026-03-11</w:t>
+      <w:t>2026-03-12</w:t>
       <w:br/>
       <w:br/>
     </w:r>

--- a/tillsyn/A 58682-2025 tillsynsbegäran.docx
+++ b/tillsyn/A 58682-2025 tillsynsbegäran.docx
@@ -1148,7 +1148,7 @@
     <w:r>
       <w:tab/>
       <w:tab/>
-      <w:t>2026-03-12</w:t>
+      <w:t>2026-03-13</w:t>
       <w:br/>
       <w:br/>
     </w:r>

--- a/tillsyn/A 58682-2025 tillsynsbegäran.docx
+++ b/tillsyn/A 58682-2025 tillsynsbegäran.docx
@@ -1126,7 +1126,7 @@
     <w:r>
       <w:tab/>
       <w:tab/>
-      <w:t>2026-04-14</w:t>
+      <w:t>2026-04-15</w:t>
       <w:br/>
       <w:br/>
     </w:r>

--- a/tillsyn/A 58682-2025 tillsynsbegäran.docx
+++ b/tillsyn/A 58682-2025 tillsynsbegäran.docx
@@ -1126,7 +1126,7 @@
     <w:r>
       <w:tab/>
       <w:tab/>
-      <w:t>2026-04-15</w:t>
+      <w:t>2026-04-16</w:t>
       <w:br/>
       <w:br/>
     </w:r>

--- a/tillsyn/A 58682-2025 tillsynsbegäran.docx
+++ b/tillsyn/A 58682-2025 tillsynsbegäran.docx
@@ -1126,7 +1126,7 @@
     <w:r>
       <w:tab/>
       <w:tab/>
-      <w:t>2026-04-16</w:t>
+      <w:t>2026-04-17</w:t>
       <w:br/>
       <w:br/>
     </w:r>

--- a/tillsyn/A 58682-2025 tillsynsbegäran.docx
+++ b/tillsyn/A 58682-2025 tillsynsbegäran.docx
@@ -1126,7 +1126,7 @@
     <w:r>
       <w:tab/>
       <w:tab/>
-      <w:t>2026-04-17</w:t>
+      <w:t>2026-04-18</w:t>
       <w:br/>
       <w:br/>
     </w:r>

--- a/tillsyn/A 58682-2025 tillsynsbegäran.docx
+++ b/tillsyn/A 58682-2025 tillsynsbegäran.docx
@@ -1126,7 +1126,7 @@
     <w:r>
       <w:tab/>
       <w:tab/>
-      <w:t>2026-04-18</w:t>
+      <w:t>2026-04-19</w:t>
       <w:br/>
       <w:br/>
     </w:r>

--- a/tillsyn/A 58682-2025 tillsynsbegäran.docx
+++ b/tillsyn/A 58682-2025 tillsynsbegäran.docx
@@ -1126,7 +1126,7 @@
     <w:r>
       <w:tab/>
       <w:tab/>
-      <w:t>2026-04-19</w:t>
+      <w:t>2026-04-20</w:t>
       <w:br/>
       <w:br/>
     </w:r>

--- a/tillsyn/A 58682-2025 tillsynsbegäran.docx
+++ b/tillsyn/A 58682-2025 tillsynsbegäran.docx
@@ -1126,7 +1126,7 @@
     <w:r>
       <w:tab/>
       <w:tab/>
-      <w:t>2026-04-20</w:t>
+      <w:t>2026-04-21</w:t>
       <w:br/>
       <w:br/>
     </w:r>

--- a/tillsyn/A 58682-2025 tillsynsbegäran.docx
+++ b/tillsyn/A 58682-2025 tillsynsbegäran.docx
@@ -1126,7 +1126,7 @@
     <w:r>
       <w:tab/>
       <w:tab/>
-      <w:t>2026-04-21</w:t>
+      <w:t>2026-04-22</w:t>
       <w:br/>
       <w:br/>
     </w:r>

--- a/tillsyn/A 58682-2025 tillsynsbegäran.docx
+++ b/tillsyn/A 58682-2025 tillsynsbegäran.docx
@@ -1126,7 +1126,7 @@
     <w:r>
       <w:tab/>
       <w:tab/>
-      <w:t>2026-04-22</w:t>
+      <w:t>2026-04-23</w:t>
       <w:br/>
       <w:br/>
     </w:r>

--- a/tillsyn/A 58682-2025 tillsynsbegäran.docx
+++ b/tillsyn/A 58682-2025 tillsynsbegäran.docx
@@ -1126,7 +1126,7 @@
     <w:r>
       <w:tab/>
       <w:tab/>
-      <w:t>2026-04-23</w:t>
+      <w:t>2026-04-24</w:t>
       <w:br/>
       <w:br/>
     </w:r>

--- a/tillsyn/A 58682-2025 tillsynsbegäran.docx
+++ b/tillsyn/A 58682-2025 tillsynsbegäran.docx
@@ -1126,7 +1126,7 @@
     <w:r>
       <w:tab/>
       <w:tab/>
-      <w:t>2026-04-24</w:t>
+      <w:t>2026-04-25</w:t>
       <w:br/>
       <w:br/>
     </w:r>

--- a/tillsyn/A 58682-2025 tillsynsbegäran.docx
+++ b/tillsyn/A 58682-2025 tillsynsbegäran.docx
@@ -1126,7 +1126,7 @@
     <w:r>
       <w:tab/>
       <w:tab/>
-      <w:t>2026-04-25</w:t>
+      <w:t>2026-04-26</w:t>
       <w:br/>
       <w:br/>
     </w:r>

--- a/tillsyn/A 58682-2025 tillsynsbegäran.docx
+++ b/tillsyn/A 58682-2025 tillsynsbegäran.docx
@@ -1126,7 +1126,7 @@
     <w:r>
       <w:tab/>
       <w:tab/>
-      <w:t>2026-04-26</w:t>
+      <w:t>2026-04-27</w:t>
       <w:br/>
       <w:br/>
     </w:r>

--- a/tillsyn/A 58682-2025 tillsynsbegäran.docx
+++ b/tillsyn/A 58682-2025 tillsynsbegäran.docx
@@ -1126,7 +1126,7 @@
     <w:r>
       <w:tab/>
       <w:tab/>
-      <w:t>2026-05-16</w:t>
+      <w:t>2026-05-17</w:t>
       <w:br/>
       <w:br/>
     </w:r>

--- a/tillsyn/A 58682-2025 tillsynsbegäran.docx
+++ b/tillsyn/A 58682-2025 tillsynsbegäran.docx
@@ -1126,7 +1126,7 @@
     <w:r>
       <w:tab/>
       <w:tab/>
-      <w:t>2026-05-17</w:t>
+      <w:t>2026-05-18</w:t>
       <w:br/>
       <w:br/>
     </w:r>

--- a/tillsyn/A 58682-2025 tillsynsbegäran.docx
+++ b/tillsyn/A 58682-2025 tillsynsbegäran.docx
@@ -1126,7 +1126,7 @@
     <w:r>
       <w:tab/>
       <w:tab/>
-      <w:t>2026-05-18</w:t>
+      <w:t>2026-05-19</w:t>
       <w:br/>
       <w:br/>
     </w:r>
